--- a/MindMate-Dokumentacija.docx
+++ b/MindMate-Dokumentacija.docx
@@ -4,15 +4,32 @@
   <w:body>
     <w:p>
       <w:pPr>
-        <w:spacing w:after="200" w:before="2000"/>
+        <w:spacing w:after="400" w:before="2400"/>
         <w:jc w:val="center"/>
       </w:pPr>
       <w:r>
         <w:rPr>
-          <w:sz w:val="72"/>
-          <w:szCs w:val="72"/>
-        </w:rPr>
-        <w:t xml:space="preserve">💜</w:t>
+          <w:b/>
+          <w:bCs/>
+          <w:color w:val="5A67D8"/>
+          <w:sz w:val="64"/>
+          <w:szCs w:val="64"/>
+        </w:rPr>
+        <w:t xml:space="preserve">MindMate</w:t>
+      </w:r>
+    </w:p>
+    <w:p>
+      <w:pPr>
+        <w:spacing w:after="800"/>
+        <w:jc w:val="center"/>
+      </w:pPr>
+      <w:r>
+        <w:rPr>
+          <w:color w:val="4A5568"/>
+          <w:sz w:val="28"/>
+          <w:szCs w:val="28"/>
+        </w:rPr>
+        <w:t xml:space="preserve">Дигитално решение за ментално здравје на млади</w:t>
       </w:r>
     </w:p>
     <w:p>
@@ -24,38 +41,6 @@
         <w:rPr>
           <w:b/>
           <w:bCs/>
-          <w:color w:val="5B47B0"/>
-          <w:sz w:val="60"/>
-          <w:szCs w:val="60"/>
-        </w:rPr>
-        <w:t xml:space="preserve">MindMate</w:t>
-      </w:r>
-    </w:p>
-    <w:p>
-      <w:pPr>
-        <w:spacing w:after="600"/>
-        <w:jc w:val="center"/>
-      </w:pPr>
-      <w:r>
-        <w:rPr>
-          <w:i/>
-          <w:iCs/>
-          <w:color w:val="764BA2"/>
-          <w:sz w:val="28"/>
-          <w:szCs w:val="28"/>
-        </w:rPr>
-        <w:t xml:space="preserve">Дигитално решение за ментално здравје на млади</w:t>
-      </w:r>
-    </w:p>
-    <w:p>
-      <w:pPr>
-        <w:spacing w:after="200"/>
-        <w:jc w:val="center"/>
-      </w:pPr>
-      <w:r>
-        <w:rPr>
-          <w:b/>
-          <w:bCs/>
           <w:sz w:val="24"/>
           <w:szCs w:val="24"/>
         </w:rPr>
@@ -64,13 +49,11 @@
     </w:p>
     <w:p>
       <w:pPr>
-        <w:spacing w:after="1200"/>
+        <w:spacing w:after="1400"/>
         <w:jc w:val="center"/>
       </w:pPr>
       <w:r>
         <w:rPr>
-          <w:i/>
-          <w:iCs/>
           <w:color w:val="718096"/>
           <w:sz w:val="22"/>
           <w:szCs w:val="22"/>
@@ -89,7 +72,22 @@
           <w:sz w:val="22"/>
           <w:szCs w:val="22"/>
         </w:rPr>
-        <w:t xml:space="preserve">Автор:</w:t>
+        <w:t xml:space="preserve">Изработено од:</w:t>
+      </w:r>
+    </w:p>
+    <w:p>
+      <w:pPr>
+        <w:spacing w:after="100"/>
+        <w:jc w:val="center"/>
+      </w:pPr>
+      <w:r>
+        <w:rPr>
+          <w:b/>
+          <w:bCs/>
+          <w:sz w:val="32"/>
+          <w:szCs w:val="32"/>
+        </w:rPr>
+        <w:t xml:space="preserve">Мариа Митрикеска</w:t>
       </w:r>
     </w:p>
     <w:p>
@@ -101,15 +99,30 @@
         <w:rPr>
           <w:b/>
           <w:bCs/>
-          <w:sz w:val="28"/>
-          <w:szCs w:val="28"/>
-        </w:rPr>
-        <w:t xml:space="preserve">Алекс Василевски</w:t>
+          <w:color w:val="5A67D8"/>
+          <w:sz w:val="24"/>
+          <w:szCs w:val="24"/>
+        </w:rPr>
+        <w:t xml:space="preserve">Број на индекс: 233084</w:t>
       </w:r>
     </w:p>
     <w:p>
       <w:pPr>
         <w:spacing w:after="100"/>
+        <w:jc w:val="center"/>
+      </w:pPr>
+      <w:r>
+        <w:rPr>
+          <w:color w:val="4A5568"/>
+          <w:sz w:val="22"/>
+          <w:szCs w:val="22"/>
+        </w:rPr>
+        <w:t xml:space="preserve">Студент на ФИНКИ</w:t>
+      </w:r>
+    </w:p>
+    <w:p>
+      <w:pPr>
+        <w:spacing w:after="600"/>
         <w:jc w:val="center"/>
       </w:pPr>
       <w:r>
@@ -118,18 +131,6 @@
           <w:sz w:val="22"/>
           <w:szCs w:val="22"/>
         </w:rPr>
-        <w:t xml:space="preserve">Датум:</w:t>
-      </w:r>
-    </w:p>
-    <w:p>
-      <w:pPr>
-        <w:jc w:val="center"/>
-      </w:pPr>
-      <w:r>
-        <w:rPr>
-          <w:sz w:val="24"/>
-          <w:szCs w:val="24"/>
-        </w:rPr>
         <w:t xml:space="preserve">Мај 2026</w:t>
       </w:r>
     </w:p>
@@ -147,7 +148,7 @@
         <w:rPr>
           <w:b/>
           <w:bCs/>
-          <w:color w:val="5B47B0"/>
+          <w:color w:val="5A67D8"/>
           <w:sz w:val="32"/>
           <w:szCs w:val="32"/>
         </w:rPr>
@@ -311,7 +312,7 @@
         <w:rPr>
           <w:b/>
           <w:bCs/>
-          <w:color w:val="5B47B0"/>
+          <w:color w:val="5A67D8"/>
           <w:sz w:val="32"/>
           <w:szCs w:val="32"/>
         </w:rPr>
@@ -328,7 +329,7 @@
     </w:p>
     <w:tbl>
       <w:tblPr>
-        <w:tblW w:type="dxa" w:w="9360"/>
+        <w:tblW w:type="dxa" w:w="9026"/>
         <w:tblBorders>
           <w:top w:val="single" w:color="auto" w:sz="4"/>
           <w:left w:val="single" w:color="auto" w:sz="4"/>
@@ -339,8 +340,8 @@
         </w:tblBorders>
       </w:tblPr>
       <w:tblGrid>
-        <w:gridCol w:w="3120"/>
-        <w:gridCol w:w="6240"/>
+        <w:gridCol w:w="3000"/>
+        <w:gridCol w:w="6026"/>
       </w:tblGrid>
       <w:tr>
         <w:trPr>
@@ -348,14 +349,14 @@
         </w:trPr>
         <w:tc>
           <w:tcPr>
-            <w:tcW w:type="dxa" w:w="3120"/>
+            <w:tcW w:type="dxa" w:w="3000"/>
             <w:tcBorders>
               <w:top w:val="single" w:color="CCCCCC" w:sz="4"/>
               <w:left w:val="single" w:color="CCCCCC" w:sz="4"/>
               <w:bottom w:val="single" w:color="CCCCCC" w:sz="4"/>
               <w:right w:val="single" w:color="CCCCCC" w:sz="4"/>
             </w:tcBorders>
-            <w:shd w:fill="667EEA" w:val="clear"/>
+            <w:shd w:fill="5A67D8" w:val="clear"/>
             <w:tcMar>
               <w:top w:type="dxa" w:w="100"/>
               <w:left w:type="dxa" w:w="140"/>
@@ -376,14 +377,14 @@
         </w:tc>
         <w:tc>
           <w:tcPr>
-            <w:tcW w:type="dxa" w:w="6240"/>
+            <w:tcW w:type="dxa" w:w="6026"/>
             <w:tcBorders>
               <w:top w:val="single" w:color="CCCCCC" w:sz="4"/>
               <w:left w:val="single" w:color="CCCCCC" w:sz="4"/>
               <w:bottom w:val="single" w:color="CCCCCC" w:sz="4"/>
               <w:right w:val="single" w:color="CCCCCC" w:sz="4"/>
             </w:tcBorders>
-            <w:shd w:fill="667EEA" w:val="clear"/>
+            <w:shd w:fill="5A67D8" w:val="clear"/>
             <w:tcMar>
               <w:top w:type="dxa" w:w="100"/>
               <w:left w:type="dxa" w:w="140"/>
@@ -409,7 +410,7 @@
         </w:trPr>
         <w:tc>
           <w:tcPr>
-            <w:tcW w:type="dxa" w:w="3120"/>
+            <w:tcW w:type="dxa" w:w="3000"/>
             <w:tcBorders>
               <w:top w:val="single" w:color="CCCCCC" w:sz="4"/>
               <w:left w:val="single" w:color="CCCCCC" w:sz="4"/>
@@ -436,7 +437,7 @@
         </w:tc>
         <w:tc>
           <w:tcPr>
-            <w:tcW w:type="dxa" w:w="6240"/>
+            <w:tcW w:type="dxa" w:w="6026"/>
             <w:tcBorders>
               <w:top w:val="single" w:color="CCCCCC" w:sz="4"/>
               <w:left w:val="single" w:color="CCCCCC" w:sz="4"/>
@@ -468,7 +469,7 @@
         </w:trPr>
         <w:tc>
           <w:tcPr>
-            <w:tcW w:type="dxa" w:w="3120"/>
+            <w:tcW w:type="dxa" w:w="3000"/>
             <w:tcBorders>
               <w:top w:val="single" w:color="CCCCCC" w:sz="4"/>
               <w:left w:val="single" w:color="CCCCCC" w:sz="4"/>
@@ -495,7 +496,7 @@
         </w:tc>
         <w:tc>
           <w:tcPr>
-            <w:tcW w:type="dxa" w:w="6240"/>
+            <w:tcW w:type="dxa" w:w="6026"/>
             <w:tcBorders>
               <w:top w:val="single" w:color="CCCCCC" w:sz="4"/>
               <w:left w:val="single" w:color="CCCCCC" w:sz="4"/>
@@ -527,7 +528,7 @@
         </w:trPr>
         <w:tc>
           <w:tcPr>
-            <w:tcW w:type="dxa" w:w="3120"/>
+            <w:tcW w:type="dxa" w:w="3000"/>
             <w:tcBorders>
               <w:top w:val="single" w:color="CCCCCC" w:sz="4"/>
               <w:left w:val="single" w:color="CCCCCC" w:sz="4"/>
@@ -554,7 +555,7 @@
         </w:tc>
         <w:tc>
           <w:tcPr>
-            <w:tcW w:type="dxa" w:w="6240"/>
+            <w:tcW w:type="dxa" w:w="6026"/>
             <w:tcBorders>
               <w:top w:val="single" w:color="CCCCCC" w:sz="4"/>
               <w:left w:val="single" w:color="CCCCCC" w:sz="4"/>
@@ -586,7 +587,7 @@
         </w:trPr>
         <w:tc>
           <w:tcPr>
-            <w:tcW w:type="dxa" w:w="3120"/>
+            <w:tcW w:type="dxa" w:w="3000"/>
             <w:tcBorders>
               <w:top w:val="single" w:color="CCCCCC" w:sz="4"/>
               <w:left w:val="single" w:color="CCCCCC" w:sz="4"/>
@@ -613,7 +614,7 @@
         </w:tc>
         <w:tc>
           <w:tcPr>
-            <w:tcW w:type="dxa" w:w="6240"/>
+            <w:tcW w:type="dxa" w:w="6026"/>
             <w:tcBorders>
               <w:top w:val="single" w:color="CCCCCC" w:sz="4"/>
               <w:left w:val="single" w:color="CCCCCC" w:sz="4"/>
@@ -645,7 +646,7 @@
         </w:trPr>
         <w:tc>
           <w:tcPr>
-            <w:tcW w:type="dxa" w:w="3120"/>
+            <w:tcW w:type="dxa" w:w="3000"/>
             <w:tcBorders>
               <w:top w:val="single" w:color="CCCCCC" w:sz="4"/>
               <w:left w:val="single" w:color="CCCCCC" w:sz="4"/>
@@ -672,7 +673,7 @@
         </w:tc>
         <w:tc>
           <w:tcPr>
-            <w:tcW w:type="dxa" w:w="6240"/>
+            <w:tcW w:type="dxa" w:w="6026"/>
             <w:tcBorders>
               <w:top w:val="single" w:color="CCCCCC" w:sz="4"/>
               <w:left w:val="single" w:color="CCCCCC" w:sz="4"/>
@@ -713,11 +714,11 @@
         <w:rPr>
           <w:b/>
           <w:bCs/>
-          <w:color w:val="5B47B0"/>
+          <w:color w:val="5A67D8"/>
           <w:sz w:val="32"/>
           <w:szCs w:val="32"/>
         </w:rPr>
-        <w:t xml:space="preserve">3. MindMate — Описот на решението</w:t>
+        <w:t xml:space="preserve">3. MindMate — Опис на решението</w:t>
       </w:r>
     </w:p>
     <w:p>
@@ -1016,7 +1017,7 @@
         <w:rPr>
           <w:b/>
           <w:bCs/>
-          <w:color w:val="5B47B0"/>
+          <w:color w:val="5A67D8"/>
           <w:sz w:val="32"/>
           <w:szCs w:val="32"/>
         </w:rPr>
@@ -1036,7 +1037,7 @@
           <w:sz w:val="26"/>
           <w:szCs w:val="26"/>
         </w:rPr>
-        <w:t xml:space="preserve">4.1 Dashboard (Дома)</w:t>
+        <w:t xml:space="preserve">4.1 Dashboard (Почетна)</w:t>
       </w:r>
     </w:p>
     <w:p>
@@ -1140,7 +1141,7 @@
         <w:t xml:space="preserve">5 нивоа на расположение </w:t>
       </w:r>
       <w:r>
-        <w:t xml:space="preserve">(од 😢 многу лошо до 😄 одлично) со емоџи интерфејс</w:t>
+        <w:t xml:space="preserve">со интуитивен интерфејс</w:t>
       </w:r>
     </w:p>
     <w:p>
@@ -1284,7 +1285,7 @@
         <w:t xml:space="preserve">Radar chart — </w:t>
       </w:r>
       <w:r>
-        <w:t xml:space="preserve">споредба на корисникот со HBSC просек за младите во Македонија (расположение, стрес, сон, физичка активност, социјална поврзаност)</w:t>
+        <w:t xml:space="preserve">споредба на корисникот со HBSC просек за младите во Македонија</w:t>
       </w:r>
     </w:p>
     <w:p>
@@ -1367,7 +1368,7 @@
         <w:spacing w:after="80"/>
       </w:pPr>
       <w:r>
-        <w:t xml:space="preserve">Систем за achievements (7 различни постигнувања: Прв чекор, Една недела, 3-дневен низ, 7-дневен низ, Активист, Шампион, Постојан)</w:t>
+        <w:t xml:space="preserve">Систем за achievements (7 различни постигнувања)</w:t>
       </w:r>
     </w:p>
     <w:p>
@@ -1435,14 +1436,6 @@
     </w:p>
     <w:p>
       <w:pPr>
-        <w:spacing w:after="120"/>
-      </w:pPr>
-      <w:r>
-        <w:t xml:space="preserve">Кругот визуелно се шири и собира заедно со ритамот на дишењето.</w:t>
-      </w:r>
-    </w:p>
-    <w:p>
-      <w:pPr>
         <w:pStyle w:val="Heading2"/>
         <w:spacing w:after="140" w:before="280"/>
       </w:pPr>
@@ -1475,7 +1468,7 @@
         <w:spacing w:after="80"/>
       </w:pPr>
       <w:r>
-        <w:t xml:space="preserve">10 совети базирани на истражувања (сон, дигитален баланс, движење, разговор, mindfulness)</w:t>
+        <w:t xml:space="preserve">10 совети базирани на истражувања</w:t>
       </w:r>
     </w:p>
     <w:p>
@@ -1531,7 +1524,7 @@
         <w:rPr>
           <w:b/>
           <w:bCs/>
-          <w:color w:val="5B47B0"/>
+          <w:color w:val="5A67D8"/>
           <w:sz w:val="32"/>
           <w:szCs w:val="32"/>
         </w:rPr>
@@ -1556,7 +1549,7 @@
     </w:p>
     <w:tbl>
       <w:tblPr>
-        <w:tblW w:type="dxa" w:w="9360"/>
+        <w:tblW w:type="dxa" w:w="9026"/>
         <w:tblBorders>
           <w:top w:val="single" w:color="auto" w:sz="4"/>
           <w:left w:val="single" w:color="auto" w:sz="4"/>
@@ -1567,8 +1560,8 @@
         </w:tblBorders>
       </w:tblPr>
       <w:tblGrid>
-        <w:gridCol w:w="3120"/>
-        <w:gridCol w:w="6240"/>
+        <w:gridCol w:w="3000"/>
+        <w:gridCol w:w="6026"/>
       </w:tblGrid>
       <w:tr>
         <w:trPr>
@@ -1576,14 +1569,14 @@
         </w:trPr>
         <w:tc>
           <w:tcPr>
-            <w:tcW w:type="dxa" w:w="3120"/>
+            <w:tcW w:type="dxa" w:w="3000"/>
             <w:tcBorders>
               <w:top w:val="single" w:color="CCCCCC" w:sz="4"/>
               <w:left w:val="single" w:color="CCCCCC" w:sz="4"/>
               <w:bottom w:val="single" w:color="CCCCCC" w:sz="4"/>
               <w:right w:val="single" w:color="CCCCCC" w:sz="4"/>
             </w:tcBorders>
-            <w:shd w:fill="667EEA" w:val="clear"/>
+            <w:shd w:fill="5A67D8" w:val="clear"/>
             <w:tcMar>
               <w:top w:type="dxa" w:w="100"/>
               <w:left w:type="dxa" w:w="140"/>
@@ -1604,14 +1597,14 @@
         </w:tc>
         <w:tc>
           <w:tcPr>
-            <w:tcW w:type="dxa" w:w="6240"/>
+            <w:tcW w:type="dxa" w:w="6026"/>
             <w:tcBorders>
               <w:top w:val="single" w:color="CCCCCC" w:sz="4"/>
               <w:left w:val="single" w:color="CCCCCC" w:sz="4"/>
               <w:bottom w:val="single" w:color="CCCCCC" w:sz="4"/>
               <w:right w:val="single" w:color="CCCCCC" w:sz="4"/>
             </w:tcBorders>
-            <w:shd w:fill="667EEA" w:val="clear"/>
+            <w:shd w:fill="5A67D8" w:val="clear"/>
             <w:tcMar>
               <w:top w:type="dxa" w:w="100"/>
               <w:left w:type="dxa" w:w="140"/>
@@ -1637,7 +1630,7 @@
         </w:trPr>
         <w:tc>
           <w:tcPr>
-            <w:tcW w:type="dxa" w:w="3120"/>
+            <w:tcW w:type="dxa" w:w="3000"/>
             <w:tcBorders>
               <w:top w:val="single" w:color="CCCCCC" w:sz="4"/>
               <w:left w:val="single" w:color="CCCCCC" w:sz="4"/>
@@ -1664,7 +1657,7 @@
         </w:tc>
         <w:tc>
           <w:tcPr>
-            <w:tcW w:type="dxa" w:w="6240"/>
+            <w:tcW w:type="dxa" w:w="6026"/>
             <w:tcBorders>
               <w:top w:val="single" w:color="CCCCCC" w:sz="4"/>
               <w:left w:val="single" w:color="CCCCCC" w:sz="4"/>
@@ -1696,7 +1689,7 @@
         </w:trPr>
         <w:tc>
           <w:tcPr>
-            <w:tcW w:type="dxa" w:w="3120"/>
+            <w:tcW w:type="dxa" w:w="3000"/>
             <w:tcBorders>
               <w:top w:val="single" w:color="CCCCCC" w:sz="4"/>
               <w:left w:val="single" w:color="CCCCCC" w:sz="4"/>
@@ -1723,7 +1716,7 @@
         </w:tc>
         <w:tc>
           <w:tcPr>
-            <w:tcW w:type="dxa" w:w="6240"/>
+            <w:tcW w:type="dxa" w:w="6026"/>
             <w:tcBorders>
               <w:top w:val="single" w:color="CCCCCC" w:sz="4"/>
               <w:left w:val="single" w:color="CCCCCC" w:sz="4"/>
@@ -1744,7 +1737,7 @@
                 <w:bCs w:val="false"/>
                 <w:color w:val="2D3748"/>
               </w:rPr>
-              <w:t xml:space="preserve">Glassmorphism дизајн, анимации, responsive layout</w:t>
+              <w:t xml:space="preserve">Дизајн, анимации, responsive layout</w:t>
             </w:r>
           </w:p>
         </w:tc>
@@ -1755,7 +1748,7 @@
         </w:trPr>
         <w:tc>
           <w:tcPr>
-            <w:tcW w:type="dxa" w:w="3120"/>
+            <w:tcW w:type="dxa" w:w="3000"/>
             <w:tcBorders>
               <w:top w:val="single" w:color="CCCCCC" w:sz="4"/>
               <w:left w:val="single" w:color="CCCCCC" w:sz="4"/>
@@ -1782,7 +1775,7 @@
         </w:tc>
         <w:tc>
           <w:tcPr>
-            <w:tcW w:type="dxa" w:w="6240"/>
+            <w:tcW w:type="dxa" w:w="6026"/>
             <w:tcBorders>
               <w:top w:val="single" w:color="CCCCCC" w:sz="4"/>
               <w:left w:val="single" w:color="CCCCCC" w:sz="4"/>
@@ -1814,7 +1807,7 @@
         </w:trPr>
         <w:tc>
           <w:tcPr>
-            <w:tcW w:type="dxa" w:w="3120"/>
+            <w:tcW w:type="dxa" w:w="3000"/>
             <w:tcBorders>
               <w:top w:val="single" w:color="CCCCCC" w:sz="4"/>
               <w:left w:val="single" w:color="CCCCCC" w:sz="4"/>
@@ -1841,7 +1834,7 @@
         </w:tc>
         <w:tc>
           <w:tcPr>
-            <w:tcW w:type="dxa" w:w="6240"/>
+            <w:tcW w:type="dxa" w:w="6026"/>
             <w:tcBorders>
               <w:top w:val="single" w:color="CCCCCC" w:sz="4"/>
               <w:left w:val="single" w:color="CCCCCC" w:sz="4"/>
@@ -1873,7 +1866,7 @@
         </w:trPr>
         <w:tc>
           <w:tcPr>
-            <w:tcW w:type="dxa" w:w="3120"/>
+            <w:tcW w:type="dxa" w:w="3000"/>
             <w:tcBorders>
               <w:top w:val="single" w:color="CCCCCC" w:sz="4"/>
               <w:left w:val="single" w:color="CCCCCC" w:sz="4"/>
@@ -1900,7 +1893,7 @@
         </w:tc>
         <w:tc>
           <w:tcPr>
-            <w:tcW w:type="dxa" w:w="6240"/>
+            <w:tcW w:type="dxa" w:w="6026"/>
             <w:tcBorders>
               <w:top w:val="single" w:color="CCCCCC" w:sz="4"/>
               <w:left w:val="single" w:color="CCCCCC" w:sz="4"/>
@@ -1932,7 +1925,7 @@
         </w:trPr>
         <w:tc>
           <w:tcPr>
-            <w:tcW w:type="dxa" w:w="3120"/>
+            <w:tcW w:type="dxa" w:w="3000"/>
             <w:tcBorders>
               <w:top w:val="single" w:color="CCCCCC" w:sz="4"/>
               <w:left w:val="single" w:color="CCCCCC" w:sz="4"/>
@@ -1959,7 +1952,7 @@
         </w:tc>
         <w:tc>
           <w:tcPr>
-            <w:tcW w:type="dxa" w:w="6240"/>
+            <w:tcW w:type="dxa" w:w="6026"/>
             <w:tcBorders>
               <w:top w:val="single" w:color="CCCCCC" w:sz="4"/>
               <w:left w:val="single" w:color="CCCCCC" w:sz="4"/>
@@ -2007,7 +2000,7 @@
         <w:spacing w:after="120"/>
       </w:pPr>
       <w:r>
-        <w:t xml:space="preserve">Апликацијата е изградена како single-page application (SPA) во еден HTML фајл (~40 KB), без надворешни зависности освен Chart.js од CDN. Ова го прави решението:</w:t>
+        <w:t xml:space="preserve">Апликацијата е изградена како single-page application (SPA) во еден HTML фајл (~40 KB), без надворешни зависности освен Chart.js од CDN.</w:t>
       </w:r>
     </w:p>
     <w:p>
@@ -2111,7 +2104,7 @@
         <w:spacing w:after="120"/>
       </w:pPr>
       <w:r>
-        <w:t xml:space="preserve">Дизајнот е свесно прилагоден за младинска публика преку:</w:t>
+        <w:t xml:space="preserve">Дизајнот е прилагоден за младинска публика преку:</w:t>
       </w:r>
     </w:p>
     <w:p>
@@ -2131,27 +2124,27 @@
         <w:t xml:space="preserve">Современа естетика — </w:t>
       </w:r>
       <w:r>
-        <w:t xml:space="preserve">glassmorphism, градиенти (виолетово, розево, светло-сино)</w:t>
-      </w:r>
-    </w:p>
-    <w:p>
-      <w:pPr>
-        <w:pStyle w:val="ListParagraph"/>
-        <w:numPr>
-          <w:ilvl w:val="0"/>
-          <w:numId w:val="2"/>
-        </w:numPr>
-        <w:spacing w:after="80"/>
-      </w:pPr>
-      <w:r>
-        <w:rPr>
-          <w:b/>
-          <w:bCs/>
-        </w:rPr>
-        <w:t xml:space="preserve">Емоџи интерфејс — </w:t>
-      </w:r>
-      <w:r>
-        <w:t xml:space="preserve">визуелна и забавна комуникација</w:t>
+        <w:t xml:space="preserve">градиенти, чисти линии, добра типографија</w:t>
+      </w:r>
+    </w:p>
+    <w:p>
+      <w:pPr>
+        <w:pStyle w:val="ListParagraph"/>
+        <w:numPr>
+          <w:ilvl w:val="0"/>
+          <w:numId w:val="2"/>
+        </w:numPr>
+        <w:spacing w:after="80"/>
+      </w:pPr>
+      <w:r>
+        <w:rPr>
+          <w:b/>
+          <w:bCs/>
+        </w:rPr>
+        <w:t xml:space="preserve">Visual feedback — </w:t>
+      </w:r>
+      <w:r>
+        <w:t xml:space="preserve">интерактивни елементи со јасна повратна информација</w:t>
       </w:r>
     </w:p>
     <w:p>
@@ -2171,7 +2164,7 @@
         <w:t xml:space="preserve">Анимации — </w:t>
       </w:r>
       <w:r>
-        <w:t xml:space="preserve">за да биде живо и привлечно (floating background, smooth transitions)</w:t>
+        <w:t xml:space="preserve">за да биде живо и привлечно</w:t>
       </w:r>
     </w:p>
     <w:p>
@@ -2252,7 +2245,7 @@
         <w:rPr>
           <w:b/>
           <w:bCs/>
-          <w:color w:val="5B47B0"/>
+          <w:color w:val="5A67D8"/>
           <w:sz w:val="32"/>
           <w:szCs w:val="32"/>
         </w:rPr>
@@ -2342,13 +2335,13 @@
       <w:pPr>
         <w:spacing w:after="200"/>
       </w:pPr>
-      <w:hyperlink w:history="1" r:id="rId8iyrheoafkquhynjjur5m">
+      <w:hyperlink w:history="1" r:id="rIdpjegolc33rcyls5rszvth">
         <w:r>
           <w:rPr>
             <w:rStyle w:val="Hyperlink"/>
             <w:b/>
             <w:bCs/>
-            <w:color w:val="667EEA"/>
+            <w:color w:val="5A67D8"/>
           </w:rPr>
           <w:t xml:space="preserve">https://mariamitrikeska.github.io/mindmate/</w:t>
         </w:r>
@@ -2444,7 +2437,7 @@
         <w:rPr>
           <w:b/>
           <w:bCs/>
-          <w:color w:val="5B47B0"/>
+          <w:color w:val="5A67D8"/>
           <w:sz w:val="32"/>
           <w:szCs w:val="32"/>
         </w:rPr>
@@ -2456,67 +2449,7 @@
         <w:spacing w:after="120"/>
       </w:pPr>
       <w:r>
-        <w:t xml:space="preserve">MindMate претставува конкретен пример како компјутерските науки можат директно да придонесат за подобрување на менталното здравје и добросостојбата на младите. Преку комбинирање на:</w:t>
-      </w:r>
-    </w:p>
-    <w:p>
-      <w:pPr>
-        <w:pStyle w:val="ListParagraph"/>
-        <w:numPr>
-          <w:ilvl w:val="0"/>
-          <w:numId w:val="2"/>
-        </w:numPr>
-        <w:spacing w:after="80"/>
-      </w:pPr>
-      <w:r>
-        <w:t xml:space="preserve">HBSC научни наоди</w:t>
-      </w:r>
-    </w:p>
-    <w:p>
-      <w:pPr>
-        <w:pStyle w:val="ListParagraph"/>
-        <w:numPr>
-          <w:ilvl w:val="0"/>
-          <w:numId w:val="2"/>
-        </w:numPr>
-        <w:spacing w:after="80"/>
-      </w:pPr>
-      <w:r>
-        <w:t xml:space="preserve">Современ веб-дизајн</w:t>
-      </w:r>
-    </w:p>
-    <w:p>
-      <w:pPr>
-        <w:pStyle w:val="ListParagraph"/>
-        <w:numPr>
-          <w:ilvl w:val="0"/>
-          <w:numId w:val="2"/>
-        </w:numPr>
-        <w:spacing w:after="80"/>
-      </w:pPr>
-      <w:r>
-        <w:t xml:space="preserve">Психолошки техники базирани на докази</w:t>
-      </w:r>
-    </w:p>
-    <w:p>
-      <w:pPr>
-        <w:pStyle w:val="ListParagraph"/>
-        <w:numPr>
-          <w:ilvl w:val="0"/>
-          <w:numId w:val="2"/>
-        </w:numPr>
-        <w:spacing w:after="80"/>
-      </w:pPr>
-      <w:r>
-        <w:t xml:space="preserve">Интерактивност и gamification</w:t>
-      </w:r>
-    </w:p>
-    <w:p>
-      <w:pPr>
-        <w:spacing w:after="120"/>
-      </w:pPr>
-      <w:r>
-        <w:t xml:space="preserve">...апликацијата нуди решение кое е едноставно, привлечно и научно засновано.</w:t>
+        <w:t xml:space="preserve">MindMate претставува конкретен пример како компјутерските науки можат директно да придонесат за подобрување на менталното здравје и добросостојбата на младите. Преку комбинирање на HBSC научни наоди, современ веб-дизајн, психолошки техники базирани на докази, и интерактивност, апликацијата нуди решение кое е едноставно, привлечно и научно засновано.</w:t>
       </w:r>
     </w:p>
     <w:p>
@@ -2536,7 +2469,7 @@
         <w:rPr>
           <w:b/>
           <w:bCs/>
-          <w:color w:val="5B47B0"/>
+          <w:color w:val="5A67D8"/>
           <w:sz w:val="32"/>
           <w:szCs w:val="32"/>
         </w:rPr>
@@ -2555,11 +2488,11 @@
       <w:pPr>
         <w:spacing w:after="200"/>
       </w:pPr>
-      <w:hyperlink w:history="1" r:id="rIdto4tczgy0icrhumf0t3r3">
+      <w:hyperlink w:history="1" r:id="rIdwiaskhb25m7edtekrqc1y">
         <w:r>
           <w:rPr>
             <w:rStyle w:val="Hyperlink"/>
-            <w:color w:val="667EEA"/>
+            <w:color w:val="5A67D8"/>
           </w:rPr>
           <w:t xml:space="preserve">https://hbsc.org/</w:t>
         </w:r>
@@ -2577,11 +2510,11 @@
       <w:pPr>
         <w:spacing w:after="200"/>
       </w:pPr>
-      <w:hyperlink w:history="1" r:id="rIdticxwlygerbk7mw85gqqf">
+      <w:hyperlink w:history="1" r:id="rIdzujp5hrcjnrfenkcm1kiq">
         <w:r>
           <w:rPr>
             <w:rStyle w:val="Hyperlink"/>
-            <w:color w:val="667EEA"/>
+            <w:color w:val="5A67D8"/>
           </w:rPr>
           <w:t xml:space="preserve">https://www.mkhbsc.com</w:t>
         </w:r>
@@ -2615,11 +2548,11 @@
       <w:pPr>
         <w:spacing w:after="200"/>
       </w:pPr>
-      <w:hyperlink w:history="1" r:id="rIdouosvxgs6koh5epccdtke">
+      <w:hyperlink w:history="1" r:id="rIdrrajekd-ueo2pmuvpd9xr">
         <w:r>
           <w:rPr>
             <w:rStyle w:val="Hyperlink"/>
-            <w:color w:val="667EEA"/>
+            <w:color w:val="5A67D8"/>
           </w:rPr>
           <w:t xml:space="preserve">https://www.chartjs.org/</w:t>
         </w:r>
@@ -2634,11 +2567,11 @@
         <w:rPr>
           <w:b/>
           <w:bCs/>
-          <w:color w:val="5B47B0"/>
+          <w:color w:val="5A67D8"/>
           <w:sz w:val="32"/>
           <w:szCs w:val="32"/>
         </w:rPr>
-        <w:t xml:space="preserve">9. Контакт</w:t>
+        <w:t xml:space="preserve">9. Контакт информации</w:t>
       </w:r>
     </w:p>
     <w:p>
@@ -2650,10 +2583,10 @@
           <w:b/>
           <w:bCs/>
         </w:rPr>
-        <w:t xml:space="preserve">Автор: </w:t>
-      </w:r>
-      <w:r>
-        <w:t xml:space="preserve">Алекс Василевски</w:t>
+        <w:t xml:space="preserve">Име и презиме: </w:t>
+      </w:r>
+      <w:r>
+        <w:t xml:space="preserve">Мариа Митрикеска</w:t>
       </w:r>
     </w:p>
     <w:p>
@@ -2665,10 +2598,40 @@
           <w:b/>
           <w:bCs/>
         </w:rPr>
+        <w:t xml:space="preserve">Број на индекс: </w:t>
+      </w:r>
+      <w:r>
+        <w:t xml:space="preserve">233084</w:t>
+      </w:r>
+    </w:p>
+    <w:p>
+      <w:pPr>
+        <w:spacing w:after="120"/>
+      </w:pPr>
+      <w:r>
+        <w:rPr>
+          <w:b/>
+          <w:bCs/>
+        </w:rPr>
+        <w:t xml:space="preserve">Факултет: </w:t>
+      </w:r>
+      <w:r>
+        <w:t xml:space="preserve">ФИНКИ</w:t>
+      </w:r>
+    </w:p>
+    <w:p>
+      <w:pPr>
+        <w:spacing w:after="120"/>
+      </w:pPr>
+      <w:r>
+        <w:rPr>
+          <w:b/>
+          <w:bCs/>
+        </w:rPr>
         <w:t xml:space="preserve">Email: </w:t>
       </w:r>
       <w:r>
-        <w:t xml:space="preserve">aleksandrovasilevski98@gmail.com</w:t>
+        <w:t xml:space="preserve">mariamitrikeska2@gmail.com</w:t>
       </w:r>
     </w:p>
     <w:p>
@@ -2695,52 +2658,48 @@
           <w:b/>
           <w:bCs/>
         </w:rPr>
-        <w:t xml:space="preserve">GitHub репозиториум: </w:t>
+        <w:t xml:space="preserve">Жива апликација: </w:t>
       </w:r>
     </w:p>
     <w:p>
       <w:pPr>
         <w:spacing w:after="200"/>
       </w:pPr>
-      <w:hyperlink w:history="1" r:id="rIdswofrb9r8a0vyq5nelitk">
+      <w:hyperlink w:history="1" r:id="rIdvh6hpsm06rp80qntfvlpx">
         <w:r>
           <w:rPr>
             <w:rStyle w:val="Hyperlink"/>
-            <w:color w:val="667EEA"/>
+            <w:color w:val="5A67D8"/>
           </w:rPr>
-          <w:t xml:space="preserve">https://github.com/mariamitrikeska/mindmate</w:t>
+          <w:t xml:space="preserve">https://mariamitrikeska.github.io/mindmate/</w:t>
         </w:r>
       </w:hyperlink>
     </w:p>
     <w:p>
       <w:pPr>
-        <w:spacing w:before="600"/>
-        <w:jc w:val="center"/>
-      </w:pPr>
-      <w:r>
-        <w:rPr>
-          <w:color w:val="CBD5E0"/>
-          <w:sz w:val="28"/>
-          <w:szCs w:val="28"/>
-        </w:rPr>
-        <w:t xml:space="preserve">—</w:t>
-      </w:r>
-    </w:p>
-    <w:p>
-      <w:pPr>
-        <w:spacing w:before="200"/>
-        <w:jc w:val="center"/>
-      </w:pPr>
-      <w:r>
-        <w:rPr>
-          <w:i/>
-          <w:iCs/>
-          <w:color w:val="718096"/>
-          <w:sz w:val="22"/>
-          <w:szCs w:val="22"/>
-        </w:rPr>
-        <w:t xml:space="preserve">„Менталното здравје е исто толку важно како и физичкото. Не сме сами — сите можеме да се грижиме за себе и за другите."</w:t>
-      </w:r>
+        <w:spacing w:after="120"/>
+      </w:pPr>
+      <w:r>
+        <w:rPr>
+          <w:b/>
+          <w:bCs/>
+        </w:rPr>
+        <w:t xml:space="preserve">GitHub репозиториум: </w:t>
+      </w:r>
+    </w:p>
+    <w:p>
+      <w:pPr>
+        <w:spacing w:after="200"/>
+      </w:pPr>
+      <w:hyperlink w:history="1" r:id="rId2zufmtaybvb56t7um4jth">
+        <w:r>
+          <w:rPr>
+            <w:rStyle w:val="Hyperlink"/>
+            <w:color w:val="5A67D8"/>
+          </w:rPr>
+          <w:t xml:space="preserve">https://github.com/MariaMitrikeska/mindmate</w:t>
+        </w:r>
+      </w:hyperlink>
     </w:p>
     <w:sectPr>
       <w:pgSz w:w="11906" w:h="16838" w:orient="portrait"/>
@@ -3157,7 +3116,7 @@
       <w:rFonts w:ascii="Calibri" w:cs="Calibri" w:eastAsia="Calibri" w:hAnsi="Calibri"/>
       <w:b/>
       <w:bCs/>
-      <w:color w:val="5B47B0"/>
+      <w:color w:val="5A67D8"/>
       <w:sz w:val="32"/>
       <w:szCs w:val="32"/>
     </w:rPr>
@@ -3180,23 +3139,5 @@
       <w:szCs w:val="26"/>
     </w:rPr>
   </w:style>
-  <w:style w:type="paragraph" w:styleId="Heading3">
-    <w:name w:val="Heading 3"/>
-    <w:basedOn w:val="Normal"/>
-    <w:next w:val="Normal"/>
-    <w:qFormat/>
-    <w:pPr>
-      <w:spacing w:after="100" w:before="200"/>
-      <w:outlineLvl w:val="2"/>
-    </w:pPr>
-    <w:rPr>
-      <w:rFonts w:ascii="Calibri" w:cs="Calibri" w:eastAsia="Calibri" w:hAnsi="Calibri"/>
-      <w:b/>
-      <w:bCs/>
-      <w:color w:val="667EEA"/>
-      <w:sz w:val="22"/>
-      <w:szCs w:val="22"/>
-    </w:rPr>
-  </w:style>
 </w:styles>
 </file>